--- a/tai-lieu-noi-bo/moscow/luzhniki-stadium.docx
+++ b/tai-lieu-noi-bo/moscow/luzhniki-stadium.docx
@@ -100,6 +100,38 @@
     </w:p>
     <w:p>
       <w:pPr>
+        <w:pStyle w:val="ListBullet"/>
+      </w:pPr>
+      <w:r>
+        <w:t>Trước lối vào chính còn nguyên tượng đồng Lenin cao ~8 m (Matvei Manizer, 1960) — một trong ít tượng Lenin cỡ lớn còn đứng nơi trang trọng giữa Moskva.</w:t>
+      </w:r>
+    </w:p>
+    <w:p>
+      <w:pPr>
+        <w:pStyle w:val="ListBullet"/>
+      </w:pPr>
+      <w:r>
+        <w:t>Ký ức Olympic-80: đài lửa và khoảnh khắc chú gấu Misha 'rơi lệ' bay lên trời trong lễ bế mạc 3/8/1980.</w:t>
+      </w:r>
+    </w:p>
+    <w:p>
+      <w:pPr>
+        <w:pStyle w:val="ListBullet"/>
+      </w:pPr>
+      <w:r>
+        <w:t>Có đài tưởng niệm 66 nạn nhân thảm kịch giẫm đạp 20/10/1982 — bài học an toàn đám đông, nên kể trang nghiêm.</w:t>
+      </w:r>
+    </w:p>
+    <w:p>
+      <w:pPr>
+        <w:pStyle w:val="ListBullet"/>
+      </w:pPr>
+      <w:r>
+        <w:t>Đêm luân lưu mưa gió của chung kết Champions League 2008 (M.U. 6–5 Chelsea) — trận chung kết Cúp C1 đầu tiên tại Nga.</w:t>
+      </w:r>
+    </w:p>
+    <w:p>
+      <w:pPr>
         <w:pStyle w:val="Heading1"/>
       </w:pPr>
       <w:r>
@@ -383,6 +415,232 @@
       </w:pPr>
       <w:r>
         <w:t>Cuối cùng, đừng bỏ lỡ dải đường dạo ven sông bao quanh tổ hợp. Đây là không gian công cộng lý tưởng để tản bộ, đạp xe, ngắm dòng Moskva và cảm nhận nhịp sống thường nhật của người dân thủ đô — một mặt rất đời thường, rất 'người Moskva' của Luzhniki, khác hẳn vẻ hoành tráng trong những ngày sự kiện.</w:t>
+      </w:r>
+    </w:p>
+    <w:p>
+      <w:pPr>
+        <w:pStyle w:val="Heading1"/>
+      </w:pPr>
+      <w:r>
+        <w:rPr>
+          <w:color w:val="152C4E"/>
+        </w:rPr>
+        <w:t>Tượng đài Lenin trước sân — điểm dừng kể chuyện đầu tiên (Памятник Ленину)</w:t>
+      </w:r>
+    </w:p>
+    <w:p>
+      <w:pPr>
+        <w:jc w:val="both"/>
+      </w:pPr>
+      <w:r>
+        <w:t>Ngay trên quảng trường trước lối vào chính của sân là bức tượng đồng V. I. Lenin cao khoảng 8 mét, tác giả là nhà điêu khắc Matvei Manizer (Матвей Манизер), khánh thành năm 1960. Theo tư liệu, chính phiên bản tượng này từng được đưa ra trưng bày tại Gian Liên Xô ở Triển lãm Thế giới Expo 58 tại Brussels trước khi được đặt vĩnh viễn tại đây. Suốt gần ba thập niên sân mang tên «Sân vận động Trung tâm mang tên V. I. Lenin», nên bức tượng chính là 'chữ ký' của cả công trình.</w:t>
+      </w:r>
+    </w:p>
+    <w:p>
+      <w:pPr>
+        <w:jc w:val="both"/>
+      </w:pPr>
+      <w:r>
+        <w:t>Điều đáng nói là qua đợt đại tu 2013–2017 — khi gần như toàn bộ phần ruột của sân bị phá đi xây lại — bức tượng vẫn được giữ nguyên vị trí. Đây hiện là một trong số ít tượng đài Lenin cỡ lớn còn đứng ở vị trí trang trọng, dễ thấy giữa Moskva, trong khi nhiều tượng cùng loại đã bị dỡ bỏ hoặc chuyển vào công viên tượng Muzeon.</w:t>
+      </w:r>
+    </w:p>
+    <w:p>
+      <w:pPr>
+        <w:jc w:val="both"/>
+      </w:pPr>
+      <w:r>
+        <w:t>Gợi ý cách kể cho đoàn Việt: đây là chỗ lý tưởng để tập hợp đoàn trước khi vào sân, vừa chụp ảnh vừa kể ngắn gọn ba lớp tên gọi của sân (Lenin → chỉ còn 'Luzhniki'). Với du khách Việt, tượng Lenin thường gợi nhiều liên tưởng gần gũi; hướng dẫn viên có thể liên hệ nhẹ nhàng tới hình ảnh quen thuộc, đồng thời nhắc rằng tư thế tay vươn của tượng là mô-típ điển hình trong tượng đài Xô-viết.</w:t>
+      </w:r>
+    </w:p>
+    <w:p>
+      <w:pPr>
+        <w:pStyle w:val="Heading1"/>
+      </w:pPr>
+      <w:r>
+        <w:rPr>
+          <w:color w:val="152C4E"/>
+        </w:rPr>
+        <w:t>Mặt tiền 1956 &amp; vòm mái tự đỡ — 'lớp da' lịch sử được giữ lại</w:t>
+      </w:r>
+    </w:p>
+    <w:p>
+      <w:pPr>
+        <w:jc w:val="both"/>
+      </w:pPr>
+      <w:r>
+        <w:t>Trong cuộc đại tu 2013–2017, các kiến trúc sư đã đưa ra một quyết định hiếm gặp: đập bỏ toàn bộ khán đài và lòng chảo cũ để xây mới bên trong, nhưng GIỮ LẠI bức tường mặt tiền lịch sử từ năm 1956 và kết cấu mái che tự đỡ, vì giá trị kiến trúc của chúng. Nói cách khác, sân Luzhniki hôm nay là một 'trái tim' hoàn toàn mới đập trong 'lớp da' cũ.</w:t>
+      </w:r>
+    </w:p>
+    <w:p>
+      <w:pPr>
+        <w:jc w:val="both"/>
+      </w:pPr>
+      <w:r>
+        <w:t>Mặt tiền nguyên bản mang phong cách tân cổ điển thời Stalin: hàng cột nhịp nhàng, các phù điêu thể thao và dòng chữ khắc. Phần mái sau tái thiết được phủ một lớp vỏ chiếu sáng có thể trình diễn hình ảnh, ánh sáng vào các dịp sự kiện lớn (chi tiết công nghệ nên xem là thông tin tham khảo). Toàn bộ chi phí tái thiết vào khoảng 24 tỷ rúp, do các đơn vị PA Arena, GMP Architekten và Mosproject-4 thực hiện.</w:t>
+      </w:r>
+    </w:p>
+    <w:p>
+      <w:pPr>
+        <w:jc w:val="both"/>
+      </w:pPr>
+      <w:r>
+        <w:t>Gợi ý cách kể: hãy để khách đứng từ quảng trường phía trước, chỉ cho họ thấy đâu là phần tường 'thật' của năm 1956 và giải thích triết lý 'giữ vỏ, thay ruột'. Một câu chốt dễ nhớ: «Bên ngoài là ký ức Xô-viết, bên trong là công nghệ đủ chuẩn tổ chức chung kết World Cup».</w:t>
+      </w:r>
+    </w:p>
+    <w:p>
+      <w:pPr>
+        <w:pStyle w:val="Heading1"/>
+      </w:pPr>
+      <w:r>
+        <w:rPr>
+          <w:color w:val="152C4E"/>
+        </w:rPr>
+        <w:t>Olympic 1980: ngọn lửa, lễ bế mạc và chú gấu Misha rơi lệ</w:t>
+      </w:r>
+    </w:p>
+    <w:p>
+      <w:pPr>
+        <w:jc w:val="both"/>
+      </w:pPr>
+      <w:r>
+        <w:t>Luzhniki là sân chính của Thế vận hội Mùa hè 1980 — kỳ Olympic duy nhất từng tổ chức tại Liên Xô. Tổng Bí thư Leonid Brezhnev tuyên bố khai mạc ngày 19/7/1980; sức chứa khi đó khoảng 103.000 chỗ. Tại đây diễn ra lễ khai mạc, bế mạc, các nội dung điền kinh và trận chung kết bóng đá; đài lửa Olympic được thắp trên khán đài.</w:t>
+      </w:r>
+    </w:p>
+    <w:p>
+      <w:pPr>
+        <w:jc w:val="both"/>
+      </w:pPr>
+      <w:r>
+        <w:t>Khoảnh khắc đi vào huyền thoại là lễ bế mạc ngày 3/8/1980: linh vật — chú gấu Misha (Олимпийский Мишка) — hiện ra dưới dạng một quả bóng khổng lồ, 'rơi một giọt nước mắt' rồi từ từ bay lên bầu trời trong lúc cả sân hát vang bài «Do svidaniya, Moskva» (Tạm biệt Moskva) và nhiều người bật khóc. Đây được xem là một trong những giây phút xúc động nhất lịch sử các kỳ Olympic.</w:t>
+      </w:r>
+    </w:p>
+    <w:p>
+      <w:pPr>
+        <w:jc w:val="both"/>
+      </w:pPr>
+      <w:r>
+        <w:t>Bối cảnh cũng cần nhắc: nhiều nước phương Tây do Mỹ dẫn đầu đã tẩy chay kỳ Thế vận hội này để phản đối việc Liên Xô đưa quân vào Afghanistan (1979), nên quy mô đoàn dự bị thu hẹp. Dù vậy, Olympic-80 vẫn để lại di sản tổ chức và cảm xúc đậm nét.</w:t>
+      </w:r>
+    </w:p>
+    <w:p>
+      <w:pPr>
+        <w:jc w:val="both"/>
+      </w:pPr>
+      <w:r>
+        <w:t>Gợi ý cách kể cho đoàn Việt: có thể ngân nga vài nhịp giai điệu 'Tạm biệt Moskva' — một bài nhiều người Việt thế hệ trước từng nghe — rồi tả lại cảnh chú gấu Misha bay đi. Chi tiết 'giọt nước mắt của chú gấu' luôn khiến khách thích thú và dễ nhớ.</w:t>
+      </w:r>
+    </w:p>
+    <w:p>
+      <w:pPr>
+        <w:pStyle w:val="Heading1"/>
+      </w:pPr>
+      <w:r>
+        <w:rPr>
+          <w:color w:val="152C4E"/>
+        </w:rPr>
+        <w:t>Bi kịch 20/10/1982 &amp; đài tưởng niệm — kể bằng sự tôn trọng</w:t>
+      </w:r>
+    </w:p>
+    <w:p>
+      <w:pPr>
+        <w:jc w:val="both"/>
+      </w:pPr>
+      <w:r>
+        <w:t>Không thể nói đủ về Luzhniki nếu bỏ qua thảm kịch ngày 20/10/1982. Trong trận lượt về Cúp UEFA giữa Spartak Moskva và HFC Haarlem (Hà Lan), một vụ chen lấn, giẫm đạp trên cầu thang lối ra đóng băng trơn trượt đã cướp đi sinh mạng 66 người (con số chính thức). Đây là thảm hoạ thể thao thảm khốc nhất trong lịch sử nước Nga.</w:t>
+      </w:r>
+    </w:p>
+    <w:p>
+      <w:pPr>
+        <w:jc w:val="both"/>
+      </w:pPr>
+      <w:r>
+        <w:t>Chính quyền Xô-viết khi đó gần như che giấu sự việc; quy mô thật của thảm kịch chỉ được thừa nhận đầy đủ nhiều năm sau. Năm 1992, một đài tưởng niệm các nạn nhân mang dòng chữ «Gửi những người đã ngã xuống trên các sân vận động của thế giới» được dựng gần sân.</w:t>
+      </w:r>
+    </w:p>
+    <w:p>
+      <w:pPr>
+        <w:jc w:val="both"/>
+      </w:pPr>
+      <w:r>
+        <w:t>Gợi ý cách kể: nên kể ngắn gọn, trang nghiêm, tránh sa đà rùng rợn. Có thể dừng lại vài giây bên đài tưởng niệm, coi đây là bài học về an toàn đám đông — cũng là lý do vì sao ngày nay Luzhniki phân luồng, soát vé rất kỹ. Với đoàn có trẻ nhỏ, hướng dẫn viên chỉ cần nhắc thoáng qua rồi chuyển mạch.</w:t>
+      </w:r>
+    </w:p>
+    <w:p>
+      <w:pPr>
+        <w:pStyle w:val="Heading1"/>
+      </w:pPr>
+      <w:r>
+        <w:rPr>
+          <w:color w:val="152C4E"/>
+        </w:rPr>
+        <w:t>Những trận cầu vàng son: 1999, 2008, 2018 và các con số</w:t>
+      </w:r>
+    </w:p>
+    <w:p>
+      <w:pPr>
+        <w:jc w:val="both"/>
+      </w:pPr>
+      <w:r>
+        <w:t>Chung kết Cúp UEFA 1999 (12/5/1999): Parma của Ý thắng Marseille 3–0. Đây là một trong những trận đấu lớn châu Âu đầu tiên mà sân đăng cai theo thể thức chung kết một lượt.</w:t>
+      </w:r>
+    </w:p>
+    <w:p>
+      <w:pPr>
+        <w:jc w:val="both"/>
+      </w:pPr>
+      <w:r>
+        <w:t>Chung kết UEFA Champions League 2008 (21/5/2008) — trận chung kết Cúp C1 đầu tiên tổ chức tại Nga: Manchester United hoà Chelsea 1–1 sau 120 phút, rồi thắng 6–5 trên loạt luân lưu trong một đêm mưa tầm tã (cú trượt chân của đội trưởng Chelsea John Terry là hình ảnh để đời). Đáng chú ý, ban tổ chức phải trải một lớp cỏ tự nhiên tạm thời phủ lên mặt sân cỏ nhân tạo để phục vụ trận này.</w:t>
+      </w:r>
+    </w:p>
+    <w:p>
+      <w:pPr>
+        <w:jc w:val="both"/>
+      </w:pPr>
+      <w:r>
+        <w:t>World Cup 2018: sân mở màn giải với trận Nga 5–0 Ả Rập Xê Út (14/6/2018) và khép lại bằng trận chung kết ngày 15/7/2018 — Pháp thắng Croatia 4–2. Sau khi tháo bỏ đường chạy điền kinh, sức chứa được nâng lên khoảng 81.000 chỗ; FIFA đánh giá đây là một trong những sân đấu tốt nhất giải.</w:t>
+      </w:r>
+    </w:p>
+    <w:p>
+      <w:pPr>
+        <w:jc w:val="both"/>
+      </w:pPr>
+      <w:r>
+        <w:t>Gợi ý cách kể cho đoàn Việt: World Cup 2018 rất gần gũi với người hâm mộ Việt Nam, nhiều người còn nhớ trận chung kết mưa bàn thắng của Pháp – Croatia. Hãy nhấn vào cảm giác 'đứng đúng nơi cúp vàng được nâng lên', và kể lại kịch tính loạt luân lưu 2008 để hâm nóng không khí.</w:t>
+      </w:r>
+    </w:p>
+    <w:p>
+      <w:pPr>
+        <w:pStyle w:val="Heading1"/>
+      </w:pPr>
+      <w:r>
+        <w:rPr>
+          <w:color w:val="152C4E"/>
+        </w:rPr>
+        <w:t>Cả một 'thành phố thể thao': Tổ hợp Luzhniki ~160 ha</w:t>
+      </w:r>
+    </w:p>
+    <w:p>
+      <w:pPr>
+        <w:jc w:val="both"/>
+      </w:pPr>
+      <w:r>
+        <w:t>Đại sân vận động chỉ là hạt nhân của Tổ hợp Olympic Luzhniki rộng khoảng 160 ha, quy tụ hàng chục công trình thể thao: Cung Thể thao (Дворец спорта), bể bơi lớn, sân vận động nhỏ, các sân tennis, khu tập luyện và tuyến kè đi bộ ven sông Moskva mới được chỉnh trang.</w:t>
+      </w:r>
+    </w:p>
+    <w:p>
+      <w:pPr>
+        <w:jc w:val="both"/>
+      </w:pPr>
+      <w:r>
+        <w:t>Từ năm 2018, một tuyến cáp treo vượt sông Moskva nối khu Luzhniki với Đồi Chim Sẻ (Vorobyovy Gory) đã đi vào hoạt động, cho phép ngắm toàn cảnh sân vận động, khúc uốn dòng sông và toà tháp Đại học Tổng hợp Moskva từ trên cao.</w:t>
+      </w:r>
+    </w:p>
+    <w:p>
+      <w:pPr>
+        <w:jc w:val="both"/>
+      </w:pPr>
+      <w:r>
+        <w:t>Gợi ý cách kể: nếu đoàn có thời gian và không vào xem sự kiện, hãy gợi ý một vòng đi bộ ven sông kết hợp đi cáp treo — vừa 'giãn chân' vừa có khung hình đắt giá với cả cụm biểu tượng Luzhniki – sông Moskva – Đại học Tổng hợp trong một khuôn ảnh.</w:t>
       </w:r>
     </w:p>
     <w:p>
@@ -905,6 +1163,36 @@
       </w:r>
     </w:p>
     <w:p>
+      <w:r>
+        <w:rPr>
+          <w:sz w:val="22"/>
+        </w:rPr>
+        <w:t xml:space="preserve">• 1982 Luzhniki disaster — Wikipedia — </w:t>
+      </w:r>
+      <w:r>
+        <w:rPr>
+          <w:color w:val="204A86"/>
+          <w:sz w:val="20"/>
+        </w:rPr>
+        <w:t>https://en.wikipedia.org/wiki/1982_Luzhniki_disaster</w:t>
+      </w:r>
+    </w:p>
+    <w:p>
+      <w:r>
+        <w:rPr>
+          <w:sz w:val="22"/>
+        </w:rPr>
+        <w:t xml:space="preserve">• Реконструкция «Лужников» — Сайт Москвы (mos.ru) — </w:t>
+      </w:r>
+      <w:r>
+        <w:rPr>
+          <w:color w:val="204A86"/>
+          <w:sz w:val="20"/>
+        </w:rPr>
+        <w:t>https://www.mos.ru/city/projects/new-luzhniki/</w:t>
+      </w:r>
+    </w:p>
+    <w:p>
       <w:pPr>
         <w:pStyle w:val="Heading2"/>
       </w:pPr>
@@ -981,11 +1269,38 @@
     <w:p>
       <w:r>
         <w:rPr>
+          <w:color w:val="5C6773"/>
+          <w:sz w:val="20"/>
+        </w:rPr>
+        <w:t>Wikipedia tiếng Anh — '1982 Luzhniki disaster' (thảm kịch giẫm đạp 20/10/1982, 66 người thiệt mạng, đài tưởng niệm 1992).</w:t>
+      </w:r>
+    </w:p>
+    <w:p>
+      <w:r>
+        <w:rPr>
+          <w:color w:val="5C6773"/>
+          <w:sz w:val="20"/>
+        </w:rPr>
+        <w:t>Wikipedia tiếng Anh — '2008 UEFA Champions League Final' (M.U. 1–1 Chelsea, thắng 6–5 luân lưu; trải cỏ tự nhiên tạm thời).</w:t>
+      </w:r>
+    </w:p>
+    <w:p>
+      <w:r>
+        <w:rPr>
+          <w:color w:val="5C6773"/>
+          <w:sz w:val="20"/>
+        </w:rPr>
+        <w:t>Sайт Москвы (mos.ru) — dự án tái thiết Luzhniki (giữ mặt tiền &amp; mái, chi phí ~24 tỷ rúp).</w:t>
+      </w:r>
+    </w:p>
+    <w:p>
+      <w:r>
+        <w:rPr>
           <w:i/>
           <w:color w:val="5C6773"/>
           <w:sz w:val="18"/>
         </w:rPr>
-        <w:t>Tài liệu nội bộ — không dùng cho mục đích public. Biên soạn nguyên gốc, có dẫn nguồn. Cập nhật 2026-08-11.</w:t>
+        <w:t>Tài liệu nội bộ — không dùng cho mục đích public. Biên soạn nguyên gốc, có dẫn nguồn. Cập nhật 2026-09-28.</w:t>
       </w:r>
     </w:p>
     <w:sectPr>
